--- a/진행.docx
+++ b/진행.docx
@@ -2,7 +2,882 @@
 <file path=word/document.xml><?xml version="1.0" encoding="utf-8"?>
 <w:document xmlns:wpc="http://schemas.microsoft.com/office/word/2010/wordprocessingCanvas" xmlns:cx="http://schemas.microsoft.com/office/drawing/2014/chartex" xmlns:cx1="http://schemas.microsoft.com/office/drawing/2015/9/8/chartex" xmlns:cx2="http://schemas.microsoft.com/office/drawing/2015/10/21/chartex" xmlns:cx3="http://schemas.microsoft.com/office/drawing/2016/5/9/chartex" xmlns:cx4="http://schemas.microsoft.com/office/drawing/2016/5/10/chartex" xmlns:cx5="http://schemas.microsoft.com/office/drawing/2016/5/11/chartex" xmlns:cx6="http://schemas.microsoft.com/office/drawing/2016/5/12/chartex" xmlns:cx7="http://schemas.microsoft.com/office/drawing/2016/5/13/chartex" xmlns:cx8="http://schemas.microsoft.com/office/drawing/2016/5/14/chartex" xmlns:mc="http://schemas.openxmlformats.org/markup-compatibility/2006" xmlns:aink="http://schemas.microsoft.com/office/drawing/2016/ink" xmlns:am3d="http://schemas.microsoft.com/office/drawing/2017/model3d" xmlns:o="urn:schemas-microsoft-com:office:office" xmlns:oel="http://schemas.microsoft.com/office/2019/extlst" xmlns:r="http://schemas.openxmlformats.org/officeDocument/2006/relationships" xmlns:m="http://schemas.openxmlformats.org/officeDocument/2006/math" xmlns:v="urn:schemas-microsoft-com:vml" xmlns:wp14="http://schemas.microsoft.com/office/word/2010/wordprocessingDrawing" xmlns:wp="http://schemas.openxmlformats.org/drawingml/2006/wordprocessingDrawing" xmlns:w10="urn:schemas-microsoft-com:office:word" xmlns:w="http://schemas.openxmlformats.org/wordprocessingml/2006/main" xmlns:w14="http://schemas.microsoft.com/office/word/2010/wordml" xmlns:w15="http://schemas.microsoft.com/office/word/2012/wordml" xmlns:w16cex="http://schemas.microsoft.com/office/word/2018/wordml/cex" xmlns:w16cid="http://schemas.microsoft.com/office/word/2016/wordml/cid" xmlns:w16="http://schemas.microsoft.com/office/word/2018/wordml" xmlns:w16du="http://schemas.microsoft.com/office/word/2023/wordml/word16du" xmlns:w16sdtdh="http://schemas.microsoft.com/office/word/2020/wordml/sdtdatahash" xmlns:w16sdtfl="http://schemas.microsoft.com/office/word/2024/wordml/sdtformatlock" xmlns:w16se="http://schemas.microsoft.com/office/word/2015/wordml/symex" xmlns:wpg="http://schemas.microsoft.com/office/word/2010/wordprocessingGroup" xmlns:wpi="http://schemas.microsoft.com/office/word/2010/wordprocessingInk" xmlns:wne="http://schemas.microsoft.com/office/word/2006/wordml" xmlns:wps="http://schemas.microsoft.com/office/word/2010/wordprocessingShape" mc:Ignorable="w14 w15 w16se w16cid w16 w16cex w16sdtdh w16sdtfl w16du wp14">
   <w:body>
+    <w:p>
+      <w:pPr>
+        <w:ind w:left="440"/>
+      </w:pPr>
+    </w:p>
+    <w:p>
+      <w:pPr>
+        <w:ind w:left="440"/>
+      </w:pPr>
+    </w:p>
+    <w:p>
+      <w:pPr>
+        <w:ind w:left="440"/>
+      </w:pPr>
+      <w:r>
+        <w:rPr>
+          <w:rFonts w:hint="eastAsia"/>
+        </w:rPr>
+        <w:t xml:space="preserve">소상공인 </w:t>
+      </w:r>
+      <w:proofErr w:type="gramStart"/>
+      <w:r>
+        <w:rPr>
+          <w:rFonts w:hint="eastAsia"/>
+        </w:rPr>
+        <w:t>패키지 :</w:t>
+      </w:r>
+      <w:proofErr w:type="gramEnd"/>
+      <w:r>
+        <w:rPr>
+          <w:rFonts w:hint="eastAsia"/>
+        </w:rPr>
+        <w:t xml:space="preserve"> 정부지원금 확인할 수 있는 시스템 구축</w:t>
+      </w:r>
+    </w:p>
+    <w:p>
+      <w:pPr>
+        <w:pStyle w:val="a6"/>
+        <w:numPr>
+          <w:ilvl w:val="0"/>
+          <w:numId w:val="7"/>
+        </w:numPr>
+      </w:pPr>
+      <w:r>
+        <w:rPr>
+          <w:rFonts w:hint="eastAsia"/>
+        </w:rPr>
+        <w:t>예를 들어 내가 경기도 화성 30대 청년이면 관련 정부 지원금을 받을 수 있는 공고, 안내문 등이 실시간으로 검색되어 로그인 등을 할 때 공지사항으로 볼 수 있도록 하는 시스템이 있었으면 해</w:t>
+      </w:r>
+      <w:r>
+        <w:rPr>
+          <w:rFonts w:hint="eastAsia"/>
+        </w:rPr>
+        <w:t xml:space="preserve"> (예를 들어 </w:t>
+      </w:r>
+      <w:proofErr w:type="spellStart"/>
+      <w:r>
+        <w:rPr>
+          <w:rFonts w:hint="eastAsia"/>
+        </w:rPr>
+        <w:t>희망리턴패키지</w:t>
+      </w:r>
+      <w:proofErr w:type="spellEnd"/>
+      <w:r>
+        <w:rPr>
+          <w:rFonts w:hint="eastAsia"/>
+        </w:rPr>
+        <w:t xml:space="preserve"> 청년창업지원금)</w:t>
+      </w:r>
+    </w:p>
+    <w:p>
+      <w:pPr>
+        <w:pStyle w:val="a6"/>
+        <w:numPr>
+          <w:ilvl w:val="0"/>
+          <w:numId w:val="7"/>
+        </w:numPr>
+      </w:pPr>
+      <w:r>
+        <w:rPr>
+          <w:rFonts w:hint="eastAsia"/>
+        </w:rPr>
+        <w:t xml:space="preserve">소상공인 </w:t>
+      </w:r>
+      <w:proofErr w:type="gramStart"/>
+      <w:r>
+        <w:rPr>
+          <w:rFonts w:hint="eastAsia"/>
+        </w:rPr>
+        <w:t>패키지 :</w:t>
+      </w:r>
+      <w:proofErr w:type="gramEnd"/>
+      <w:r>
+        <w:rPr>
+          <w:rFonts w:hint="eastAsia"/>
+        </w:rPr>
+        <w:t xml:space="preserve"> 사업계획서 작성</w:t>
+      </w:r>
+      <w:r>
+        <w:rPr>
+          <w:rFonts w:hint="eastAsia"/>
+        </w:rPr>
+        <w:t>과</w:t>
+      </w:r>
+      <w:r>
+        <w:rPr>
+          <w:rFonts w:hint="eastAsia"/>
+        </w:rPr>
+        <w:t xml:space="preserve"> 근로계약서 등 근로자 관리 항목도 있었으면 해 </w:t>
+      </w:r>
+    </w:p>
+    <w:p>
+      <w:pPr>
+        <w:widowControl/>
+        <w:wordWrap/>
+        <w:autoSpaceDE/>
+        <w:autoSpaceDN/>
+        <w:spacing w:after="0"/>
+        <w:rPr>
+          <w:rFonts w:ascii="Arial" w:eastAsia="맑은 고딕" w:hAnsi="Arial" w:cs="Arial"/>
+          <w:color w:val="111111"/>
+          <w:kern w:val="0"/>
+          <w:sz w:val="18"/>
+          <w:szCs w:val="18"/>
+          <w14:ligatures w14:val="none"/>
+        </w:rPr>
+      </w:pPr>
+      <w:r>
+        <w:rPr>
+          <w:rFonts w:ascii="Arial" w:eastAsia="맑은 고딕" w:hAnsi="Arial" w:cs="Arial"/>
+          <w:color w:val="111111"/>
+          <w:kern w:val="0"/>
+          <w:sz w:val="18"/>
+          <w:szCs w:val="18"/>
+          <w14:ligatures w14:val="none"/>
+        </w:rPr>
+        <w:t>index.html</w:t>
+      </w:r>
+      <w:r>
+        <w:rPr>
+          <w:rFonts w:ascii="Arial" w:eastAsia="맑은 고딕" w:hAnsi="Arial" w:cs="Arial"/>
+          <w:color w:val="111111"/>
+          <w:kern w:val="0"/>
+          <w:sz w:val="18"/>
+          <w:szCs w:val="18"/>
+          <w14:ligatures w14:val="none"/>
+        </w:rPr>
+        <w:t>에서</w:t>
+      </w:r>
+      <w:r>
+        <w:rPr>
+          <w:rFonts w:ascii="Arial" w:eastAsia="맑은 고딕" w:hAnsi="Arial" w:cs="Arial"/>
+          <w:color w:val="111111"/>
+          <w:kern w:val="0"/>
+          <w:sz w:val="18"/>
+          <w:szCs w:val="18"/>
+          <w14:ligatures w14:val="none"/>
+        </w:rPr>
+        <w:t xml:space="preserve"> </w:t>
+      </w:r>
+      <w:proofErr w:type="spellStart"/>
+      <w:r>
+        <w:rPr>
+          <w:rFonts w:ascii="Arial" w:eastAsia="맑은 고딕" w:hAnsi="Arial" w:cs="Arial"/>
+          <w:color w:val="111111"/>
+          <w:kern w:val="0"/>
+          <w:sz w:val="18"/>
+          <w:szCs w:val="18"/>
+          <w14:ligatures w14:val="none"/>
+        </w:rPr>
+        <w:t>수익형콘텐츠</w:t>
+      </w:r>
+      <w:proofErr w:type="spellEnd"/>
+      <w:r>
+        <w:rPr>
+          <w:rFonts w:ascii="Arial" w:eastAsia="맑은 고딕" w:hAnsi="Arial" w:cs="Arial"/>
+          <w:color w:val="111111"/>
+          <w:kern w:val="0"/>
+          <w:sz w:val="18"/>
+          <w:szCs w:val="18"/>
+          <w14:ligatures w14:val="none"/>
+        </w:rPr>
+        <w:t>→</w:t>
+      </w:r>
+      <w:proofErr w:type="spellStart"/>
+      <w:r>
+        <w:rPr>
+          <w:rFonts w:ascii="Arial" w:eastAsia="맑은 고딕" w:hAnsi="Arial" w:cs="Arial"/>
+          <w:color w:val="111111"/>
+          <w:kern w:val="0"/>
+          <w:sz w:val="18"/>
+          <w:szCs w:val="18"/>
+          <w14:ligatures w14:val="none"/>
+        </w:rPr>
+        <w:t>블로그글</w:t>
+      </w:r>
+      <w:proofErr w:type="spellEnd"/>
+      <w:r>
+        <w:rPr>
+          <w:rFonts w:ascii="Arial" w:eastAsia="맑은 고딕" w:hAnsi="Arial" w:cs="Arial"/>
+          <w:color w:val="111111"/>
+          <w:kern w:val="0"/>
+          <w:sz w:val="18"/>
+          <w:szCs w:val="18"/>
+          <w14:ligatures w14:val="none"/>
+        </w:rPr>
+        <w:t xml:space="preserve"> </w:t>
+      </w:r>
+      <w:r>
+        <w:rPr>
+          <w:rFonts w:ascii="Arial" w:eastAsia="맑은 고딕" w:hAnsi="Arial" w:cs="Arial"/>
+          <w:color w:val="111111"/>
+          <w:kern w:val="0"/>
+          <w:sz w:val="18"/>
+          <w:szCs w:val="18"/>
+          <w14:ligatures w14:val="none"/>
+        </w:rPr>
+        <w:t>클릭</w:t>
+      </w:r>
+      <w:r>
+        <w:rPr>
+          <w:rFonts w:ascii="Arial" w:eastAsia="맑은 고딕" w:hAnsi="Arial" w:cs="Arial"/>
+          <w:color w:val="111111"/>
+          <w:kern w:val="0"/>
+          <w:sz w:val="18"/>
+          <w:szCs w:val="18"/>
+          <w14:ligatures w14:val="none"/>
+        </w:rPr>
+        <w:br/>
+      </w:r>
+      <w:r>
+        <w:rPr>
+          <w:rFonts w:ascii="Arial" w:eastAsia="맑은 고딕" w:hAnsi="Arial" w:cs="Arial"/>
+          <w:color w:val="111111"/>
+          <w:kern w:val="0"/>
+          <w:sz w:val="18"/>
+          <w:szCs w:val="18"/>
+          <w14:ligatures w14:val="none"/>
+        </w:rPr>
+        <w:t>주제입력</w:t>
+      </w:r>
+      <w:r>
+        <w:rPr>
+          <w:rFonts w:ascii="Arial" w:eastAsia="맑은 고딕" w:hAnsi="Arial" w:cs="Arial"/>
+          <w:color w:val="111111"/>
+          <w:kern w:val="0"/>
+          <w:sz w:val="18"/>
+          <w:szCs w:val="18"/>
+          <w14:ligatures w14:val="none"/>
+        </w:rPr>
+        <w:t xml:space="preserve"> </w:t>
+      </w:r>
+      <w:r>
+        <w:rPr>
+          <w:rFonts w:ascii="Arial" w:eastAsia="맑은 고딕" w:hAnsi="Arial" w:cs="Arial"/>
+          <w:color w:val="111111"/>
+          <w:kern w:val="0"/>
+          <w:sz w:val="18"/>
+          <w:szCs w:val="18"/>
+          <w14:ligatures w14:val="none"/>
+        </w:rPr>
+        <w:t>후</w:t>
+      </w:r>
+      <w:r>
+        <w:rPr>
+          <w:rFonts w:ascii="Arial" w:eastAsia="맑은 고딕" w:hAnsi="Arial" w:cs="Arial"/>
+          <w:color w:val="111111"/>
+          <w:kern w:val="0"/>
+          <w:sz w:val="18"/>
+          <w:szCs w:val="18"/>
+          <w14:ligatures w14:val="none"/>
+        </w:rPr>
+        <w:t xml:space="preserve"> </w:t>
+      </w:r>
+      <w:r>
+        <w:rPr>
+          <w:rFonts w:ascii="Arial" w:eastAsia="맑은 고딕" w:hAnsi="Arial" w:cs="Arial"/>
+          <w:color w:val="111111"/>
+          <w:kern w:val="0"/>
+          <w:sz w:val="18"/>
+          <w:szCs w:val="18"/>
+          <w14:ligatures w14:val="none"/>
+        </w:rPr>
+        <w:t>생성버튼</w:t>
+      </w:r>
+      <w:r>
+        <w:rPr>
+          <w:rFonts w:ascii="Arial" w:eastAsia="맑은 고딕" w:hAnsi="Arial" w:cs="Arial"/>
+          <w:color w:val="111111"/>
+          <w:kern w:val="0"/>
+          <w:sz w:val="18"/>
+          <w:szCs w:val="18"/>
+          <w14:ligatures w14:val="none"/>
+        </w:rPr>
+        <w:br/>
+        <w:t xml:space="preserve">→ </w:t>
+      </w:r>
+      <w:r>
+        <w:rPr>
+          <w:rFonts w:ascii="Arial" w:eastAsia="맑은 고딕" w:hAnsi="Arial" w:cs="Arial"/>
+          <w:color w:val="111111"/>
+          <w:kern w:val="0"/>
+          <w:sz w:val="18"/>
+          <w:szCs w:val="18"/>
+          <w14:ligatures w14:val="none"/>
+        </w:rPr>
+        <w:t>안</w:t>
+      </w:r>
+      <w:r>
+        <w:rPr>
+          <w:rFonts w:ascii="Arial" w:eastAsia="맑은 고딕" w:hAnsi="Arial" w:cs="Arial"/>
+          <w:color w:val="111111"/>
+          <w:kern w:val="0"/>
+          <w:sz w:val="18"/>
+          <w:szCs w:val="18"/>
+          <w14:ligatures w14:val="none"/>
+        </w:rPr>
+        <w:t xml:space="preserve"> </w:t>
+      </w:r>
+      <w:r>
+        <w:rPr>
+          <w:rFonts w:ascii="Arial" w:eastAsia="맑은 고딕" w:hAnsi="Arial" w:cs="Arial"/>
+          <w:color w:val="111111"/>
+          <w:kern w:val="0"/>
+          <w:sz w:val="18"/>
+          <w:szCs w:val="18"/>
+          <w14:ligatures w14:val="none"/>
+        </w:rPr>
+        <w:t>되면</w:t>
+      </w:r>
+      <w:r>
+        <w:rPr>
+          <w:rFonts w:ascii="Arial" w:eastAsia="맑은 고딕" w:hAnsi="Arial" w:cs="Arial"/>
+          <w:color w:val="111111"/>
+          <w:kern w:val="0"/>
+          <w:sz w:val="18"/>
+          <w:szCs w:val="18"/>
+          <w14:ligatures w14:val="none"/>
+        </w:rPr>
+        <w:t>:</w:t>
+      </w:r>
+      <w:r>
+        <w:rPr>
+          <w:rFonts w:ascii="Arial" w:eastAsia="맑은 고딕" w:hAnsi="Arial" w:cs="Arial"/>
+          <w:color w:val="111111"/>
+          <w:kern w:val="0"/>
+          <w:sz w:val="18"/>
+          <w:szCs w:val="18"/>
+          <w14:ligatures w14:val="none"/>
+        </w:rPr>
+        <w:br/>
+        <w:t>'</w:t>
+      </w:r>
+      <w:proofErr w:type="spellStart"/>
+      <w:r>
+        <w:rPr>
+          <w:rFonts w:ascii="Arial" w:eastAsia="맑은 고딕" w:hAnsi="Arial" w:cs="Arial"/>
+          <w:color w:val="111111"/>
+          <w:kern w:val="0"/>
+          <w:sz w:val="18"/>
+          <w:szCs w:val="18"/>
+          <w14:ligatures w14:val="none"/>
+        </w:rPr>
+        <w:t>수익형콘텐츠</w:t>
+      </w:r>
+      <w:proofErr w:type="spellEnd"/>
+      <w:r>
+        <w:rPr>
+          <w:rFonts w:ascii="Arial" w:eastAsia="맑은 고딕" w:hAnsi="Arial" w:cs="Arial"/>
+          <w:color w:val="111111"/>
+          <w:kern w:val="0"/>
+          <w:sz w:val="18"/>
+          <w:szCs w:val="18"/>
+          <w14:ligatures w14:val="none"/>
+        </w:rPr>
+        <w:t xml:space="preserve"> </w:t>
+      </w:r>
+      <w:r>
+        <w:rPr>
+          <w:rFonts w:ascii="Arial" w:eastAsia="맑은 고딕" w:hAnsi="Arial" w:cs="Arial"/>
+          <w:color w:val="111111"/>
+          <w:kern w:val="0"/>
+          <w:sz w:val="18"/>
+          <w:szCs w:val="18"/>
+          <w14:ligatures w14:val="none"/>
+        </w:rPr>
+        <w:t>블로그기능</w:t>
+      </w:r>
+      <w:r>
+        <w:rPr>
+          <w:rFonts w:ascii="Arial" w:eastAsia="맑은 고딕" w:hAnsi="Arial" w:cs="Arial"/>
+          <w:color w:val="111111"/>
+          <w:kern w:val="0"/>
+          <w:sz w:val="18"/>
+          <w:szCs w:val="18"/>
+          <w14:ligatures w14:val="none"/>
+        </w:rPr>
+        <w:t xml:space="preserve"> </w:t>
+      </w:r>
+      <w:r>
+        <w:rPr>
+          <w:rFonts w:ascii="Arial" w:eastAsia="맑은 고딕" w:hAnsi="Arial" w:cs="Arial"/>
+          <w:color w:val="111111"/>
+          <w:kern w:val="0"/>
+          <w:sz w:val="18"/>
+          <w:szCs w:val="18"/>
+          <w14:ligatures w14:val="none"/>
+        </w:rPr>
+        <w:t>실제로</w:t>
+      </w:r>
+      <w:r>
+        <w:rPr>
+          <w:rFonts w:ascii="Arial" w:eastAsia="맑은 고딕" w:hAnsi="Arial" w:cs="Arial"/>
+          <w:color w:val="111111"/>
+          <w:kern w:val="0"/>
+          <w:sz w:val="18"/>
+          <w:szCs w:val="18"/>
+          <w14:ligatures w14:val="none"/>
+        </w:rPr>
+        <w:t xml:space="preserve"> </w:t>
+      </w:r>
+      <w:r>
+        <w:rPr>
+          <w:rFonts w:ascii="Arial" w:eastAsia="맑은 고딕" w:hAnsi="Arial" w:cs="Arial"/>
+          <w:color w:val="111111"/>
+          <w:kern w:val="0"/>
+          <w:sz w:val="18"/>
+          <w:szCs w:val="18"/>
+          <w14:ligatures w14:val="none"/>
+        </w:rPr>
+        <w:t>작동하게</w:t>
+      </w:r>
+      <w:r>
+        <w:rPr>
+          <w:rFonts w:ascii="Arial" w:eastAsia="맑은 고딕" w:hAnsi="Arial" w:cs="Arial"/>
+          <w:color w:val="111111"/>
+          <w:kern w:val="0"/>
+          <w:sz w:val="18"/>
+          <w:szCs w:val="18"/>
+          <w14:ligatures w14:val="none"/>
+        </w:rPr>
+        <w:t xml:space="preserve"> </w:t>
+      </w:r>
+      <w:r>
+        <w:rPr>
+          <w:rFonts w:ascii="Arial" w:eastAsia="맑은 고딕" w:hAnsi="Arial" w:cs="Arial"/>
+          <w:color w:val="111111"/>
+          <w:kern w:val="0"/>
+          <w:sz w:val="18"/>
+          <w:szCs w:val="18"/>
+          <w14:ligatures w14:val="none"/>
+        </w:rPr>
+        <w:t>해줘</w:t>
+      </w:r>
+      <w:r>
+        <w:rPr>
+          <w:rFonts w:ascii="Arial" w:eastAsia="맑은 고딕" w:hAnsi="Arial" w:cs="Arial"/>
+          <w:color w:val="111111"/>
+          <w:kern w:val="0"/>
+          <w:sz w:val="18"/>
+          <w:szCs w:val="18"/>
+          <w14:ligatures w14:val="none"/>
+        </w:rPr>
+        <w:t>.</w:t>
+      </w:r>
+      <w:r>
+        <w:rPr>
+          <w:rFonts w:ascii="Arial" w:eastAsia="맑은 고딕" w:hAnsi="Arial" w:cs="Arial"/>
+          <w:color w:val="111111"/>
+          <w:kern w:val="0"/>
+          <w:sz w:val="18"/>
+          <w:szCs w:val="18"/>
+          <w14:ligatures w14:val="none"/>
+        </w:rPr>
+        <w:br/>
+        <w:t xml:space="preserve">core/api-adapter.js </w:t>
+      </w:r>
+      <w:r>
+        <w:rPr>
+          <w:rFonts w:ascii="Arial" w:eastAsia="맑은 고딕" w:hAnsi="Arial" w:cs="Arial"/>
+          <w:color w:val="111111"/>
+          <w:kern w:val="0"/>
+          <w:sz w:val="18"/>
+          <w:szCs w:val="18"/>
+          <w14:ligatures w14:val="none"/>
+        </w:rPr>
+        <w:t>연결해서</w:t>
+      </w:r>
+      <w:r>
+        <w:rPr>
+          <w:rFonts w:ascii="Arial" w:eastAsia="맑은 고딕" w:hAnsi="Arial" w:cs="Arial"/>
+          <w:color w:val="111111"/>
+          <w:kern w:val="0"/>
+          <w:sz w:val="18"/>
+          <w:szCs w:val="18"/>
+          <w14:ligatures w14:val="none"/>
+        </w:rPr>
+        <w:br/>
+        <w:t>Claude API</w:t>
+      </w:r>
+      <w:r>
+        <w:rPr>
+          <w:rFonts w:ascii="Arial" w:eastAsia="맑은 고딕" w:hAnsi="Arial" w:cs="Arial"/>
+          <w:color w:val="111111"/>
+          <w:kern w:val="0"/>
+          <w:sz w:val="18"/>
+          <w:szCs w:val="18"/>
+          <w14:ligatures w14:val="none"/>
+        </w:rPr>
+        <w:t>로</w:t>
+      </w:r>
+      <w:r>
+        <w:rPr>
+          <w:rFonts w:ascii="Arial" w:eastAsia="맑은 고딕" w:hAnsi="Arial" w:cs="Arial"/>
+          <w:color w:val="111111"/>
+          <w:kern w:val="0"/>
+          <w:sz w:val="18"/>
+          <w:szCs w:val="18"/>
+          <w14:ligatures w14:val="none"/>
+        </w:rPr>
+        <w:t xml:space="preserve"> </w:t>
+      </w:r>
+      <w:r>
+        <w:rPr>
+          <w:rFonts w:ascii="Arial" w:eastAsia="맑은 고딕" w:hAnsi="Arial" w:cs="Arial"/>
+          <w:color w:val="111111"/>
+          <w:kern w:val="0"/>
+          <w:sz w:val="18"/>
+          <w:szCs w:val="18"/>
+          <w14:ligatures w14:val="none"/>
+        </w:rPr>
+        <w:t>실제</w:t>
+      </w:r>
+      <w:r>
+        <w:rPr>
+          <w:rFonts w:ascii="Arial" w:eastAsia="맑은 고딕" w:hAnsi="Arial" w:cs="Arial"/>
+          <w:color w:val="111111"/>
+          <w:kern w:val="0"/>
+          <w:sz w:val="18"/>
+          <w:szCs w:val="18"/>
+          <w14:ligatures w14:val="none"/>
+        </w:rPr>
+        <w:t xml:space="preserve"> </w:t>
+      </w:r>
+      <w:r>
+        <w:rPr>
+          <w:rFonts w:ascii="Arial" w:eastAsia="맑은 고딕" w:hAnsi="Arial" w:cs="Arial"/>
+          <w:color w:val="111111"/>
+          <w:kern w:val="0"/>
+          <w:sz w:val="18"/>
+          <w:szCs w:val="18"/>
+          <w14:ligatures w14:val="none"/>
+        </w:rPr>
+        <w:t>결과</w:t>
+      </w:r>
+      <w:r>
+        <w:rPr>
+          <w:rFonts w:ascii="Arial" w:eastAsia="맑은 고딕" w:hAnsi="Arial" w:cs="Arial"/>
+          <w:color w:val="111111"/>
+          <w:kern w:val="0"/>
+          <w:sz w:val="18"/>
+          <w:szCs w:val="18"/>
+          <w14:ligatures w14:val="none"/>
+        </w:rPr>
+        <w:t xml:space="preserve"> </w:t>
+      </w:r>
+      <w:r>
+        <w:rPr>
+          <w:rFonts w:ascii="Arial" w:eastAsia="맑은 고딕" w:hAnsi="Arial" w:cs="Arial"/>
+          <w:color w:val="111111"/>
+          <w:kern w:val="0"/>
+          <w:sz w:val="18"/>
+          <w:szCs w:val="18"/>
+          <w14:ligatures w14:val="none"/>
+        </w:rPr>
+        <w:t>출력</w:t>
+      </w:r>
+      <w:r>
+        <w:rPr>
+          <w:rFonts w:ascii="Arial" w:eastAsia="맑은 고딕" w:hAnsi="Arial" w:cs="Arial"/>
+          <w:color w:val="111111"/>
+          <w:kern w:val="0"/>
+          <w:sz w:val="18"/>
+          <w:szCs w:val="18"/>
+          <w14:ligatures w14:val="none"/>
+        </w:rPr>
+        <w:t>'</w:t>
+      </w:r>
+    </w:p>
     <w:p/>
+    <w:p/>
+    <w:p/>
+    <w:p/>
+    <w:p>
+      <w:pPr>
+        <w:rPr>
+          <w:rFonts w:hint="eastAsia"/>
+        </w:rPr>
+      </w:pPr>
+    </w:p>
+    <w:p>
+      <w:pPr>
+        <w:pStyle w:val="a6"/>
+        <w:ind w:left="800"/>
+      </w:pPr>
+      <w:r>
+        <w:rPr>
+          <w:rFonts w:hint="eastAsia"/>
+        </w:rPr>
+        <w:t xml:space="preserve">유튜브 인기있거나 조회수 </w:t>
+      </w:r>
+      <w:proofErr w:type="spellStart"/>
+      <w:r>
+        <w:rPr>
+          <w:rFonts w:hint="eastAsia"/>
+        </w:rPr>
+        <w:t>많은거</w:t>
+      </w:r>
+      <w:proofErr w:type="spellEnd"/>
+      <w:r>
+        <w:rPr>
+          <w:rFonts w:hint="eastAsia"/>
+        </w:rPr>
+        <w:t xml:space="preserve"> 분석하고 벤치마킹 시스템</w:t>
+      </w:r>
+    </w:p>
+    <w:p>
+      <w:pPr>
+        <w:pStyle w:val="a6"/>
+        <w:numPr>
+          <w:ilvl w:val="0"/>
+          <w:numId w:val="6"/>
+        </w:numPr>
+      </w:pPr>
+      <w:r>
+        <w:rPr>
+          <w:rFonts w:hint="eastAsia"/>
+        </w:rPr>
+        <w:t xml:space="preserve">유튜브 링크나 영상을 올려서 </w:t>
+      </w:r>
+      <w:proofErr w:type="spellStart"/>
+      <w:r>
+        <w:rPr>
+          <w:rFonts w:hint="eastAsia"/>
+        </w:rPr>
+        <w:t>잘된점</w:t>
+      </w:r>
+      <w:proofErr w:type="spellEnd"/>
+      <w:r>
+        <w:rPr>
+          <w:rFonts w:hint="eastAsia"/>
+        </w:rPr>
+        <w:t xml:space="preserve"> 분석해서 벤치마킹해서 유사하게 만드는 시스템</w:t>
+      </w:r>
+    </w:p>
+    <w:p>
+      <w:pPr>
+        <w:pStyle w:val="a6"/>
+        <w:numPr>
+          <w:ilvl w:val="0"/>
+          <w:numId w:val="6"/>
+        </w:numPr>
+        <w:rPr>
+          <w:rFonts w:hint="eastAsia"/>
+        </w:rPr>
+      </w:pPr>
+      <w:r>
+        <w:rPr>
+          <w:rFonts w:hint="eastAsia"/>
+        </w:rPr>
+        <w:t>스마트폰에서 보기</w:t>
+      </w:r>
+    </w:p>
+    <w:p>
+      <w:pPr>
+        <w:pStyle w:val="a6"/>
+        <w:numPr>
+          <w:ilvl w:val="0"/>
+          <w:numId w:val="6"/>
+        </w:numPr>
+        <w:rPr>
+          <w:rFonts w:hint="eastAsia"/>
+        </w:rPr>
+      </w:pPr>
+    </w:p>
+    <w:p>
+      <w:pPr>
+        <w:pStyle w:val="a6"/>
+        <w:numPr>
+          <w:ilvl w:val="0"/>
+          <w:numId w:val="4"/>
+        </w:numPr>
+      </w:pPr>
+      <w:r>
+        <w:rPr>
+          <w:rFonts w:hint="eastAsia"/>
+        </w:rPr>
+        <w:t>통합설정에서 사용자별 아이디를 부여하고 저장하는 기능이 있었으면 좋겠어</w:t>
+      </w:r>
+    </w:p>
+    <w:p>
+      <w:pPr>
+        <w:pStyle w:val="a6"/>
+        <w:ind w:left="800"/>
+      </w:pPr>
+      <w:r>
+        <w:rPr>
+          <w:rFonts w:hint="eastAsia"/>
+        </w:rPr>
+        <w:t xml:space="preserve">예를 들어 가족이 쓴다면 아빠 엄마 아이 이렇게 따로 있어야 글을 쓸 때 그 사람 의도나 생각을 학습해서 의도된 글이 </w:t>
+      </w:r>
+      <w:proofErr w:type="spellStart"/>
+      <w:r>
+        <w:rPr>
+          <w:rFonts w:hint="eastAsia"/>
+        </w:rPr>
+        <w:t>나오는거잖아</w:t>
+      </w:r>
+      <w:proofErr w:type="spellEnd"/>
+      <w:r>
+        <w:rPr>
+          <w:rFonts w:hint="eastAsia"/>
+        </w:rPr>
+        <w:t>?</w:t>
+      </w:r>
+    </w:p>
+    <w:p>
+      <w:pPr>
+        <w:pStyle w:val="a6"/>
+        <w:numPr>
+          <w:ilvl w:val="0"/>
+          <w:numId w:val="5"/>
+        </w:numPr>
+      </w:pPr>
+      <w:r>
+        <w:rPr>
+          <w:rFonts w:hint="eastAsia"/>
+        </w:rPr>
+        <w:t xml:space="preserve">5 </w:t>
+      </w:r>
+      <w:r>
+        <w:t>Ideogram</w:t>
+      </w:r>
+      <w:r>
+        <w:rPr>
+          <w:rFonts w:hint="eastAsia"/>
+        </w:rPr>
+        <w:t xml:space="preserve"> </w:t>
+      </w:r>
+      <w:proofErr w:type="spellStart"/>
+      <w:r>
+        <w:rPr>
+          <w:rFonts w:hint="eastAsia"/>
+        </w:rPr>
+        <w:t>api</w:t>
+      </w:r>
+      <w:proofErr w:type="spellEnd"/>
+      <w:r>
+        <w:rPr>
+          <w:rFonts w:hint="eastAsia"/>
+        </w:rPr>
+        <w:t xml:space="preserve"> 발급받기</w:t>
+      </w:r>
+    </w:p>
+    <w:p>
+      <w:pPr>
+        <w:pStyle w:val="a6"/>
+        <w:numPr>
+          <w:ilvl w:val="0"/>
+          <w:numId w:val="4"/>
+        </w:numPr>
+      </w:pPr>
+      <w:r>
+        <w:rPr>
+          <w:rFonts w:hint="eastAsia"/>
+        </w:rPr>
+        <w:t xml:space="preserve">보안 </w:t>
+      </w:r>
+      <w:r>
+        <w:t>–</w:t>
+      </w:r>
+      <w:r>
+        <w:rPr>
+          <w:rFonts w:hint="eastAsia"/>
+        </w:rPr>
+        <w:t xml:space="preserve"> 라이선스 키 방식</w:t>
+      </w:r>
+    </w:p>
+    <w:p>
+      <w:r>
+        <w:t>Claude Code에:"실행 시 라이선스 키 입력해야</w:t>
+      </w:r>
+    </w:p>
+    <w:p>
+      <w:r>
+        <w:rPr>
+          <w:rFonts w:hint="eastAsia"/>
+        </w:rPr>
+        <w:t>작동하는</w:t>
+      </w:r>
+      <w:r>
+        <w:t xml:space="preserve"> 시스템 추가해줘.</w:t>
+      </w:r>
+      <w:r>
+        <w:rPr>
+          <w:rFonts w:hint="eastAsia"/>
+        </w:rPr>
+        <w:t xml:space="preserve"> </w:t>
+      </w:r>
+      <w:r>
+        <w:rPr>
+          <w:rFonts w:hint="eastAsia"/>
+        </w:rPr>
+        <w:t>키는</w:t>
+      </w:r>
+      <w:r>
+        <w:t xml:space="preserve"> 내가 발급하고</w:t>
+      </w:r>
+    </w:p>
+    <w:p>
+      <w:pPr>
+        <w:rPr>
+          <w:rFonts w:hint="eastAsia"/>
+        </w:rPr>
+      </w:pPr>
+      <w:r>
+        <w:lastRenderedPageBreak/>
+        <w:t>30일/90일/1년 만료 설정 가능하게"</w:t>
+      </w:r>
+    </w:p>
+    <w:p>
+      <w:r>
+        <w:rPr>
+          <w:rFonts w:hint="eastAsia"/>
+        </w:rPr>
+        <w:t>→</w:t>
+      </w:r>
+      <w:r>
+        <w:t xml:space="preserve"> 키 없으면 사용 불가</w:t>
+      </w:r>
+    </w:p>
+    <w:p>
+      <w:r>
+        <w:rPr>
+          <w:rFonts w:hint="eastAsia"/>
+        </w:rPr>
+        <w:t>→</w:t>
+      </w:r>
+      <w:r>
+        <w:t xml:space="preserve"> 키 만료되면 갱신 필요</w:t>
+      </w:r>
+    </w:p>
+    <w:p>
+      <w:r>
+        <w:rPr>
+          <w:rFonts w:hint="eastAsia"/>
+        </w:rPr>
+        <w:t>→</w:t>
+      </w:r>
+      <w:r>
+        <w:t xml:space="preserve"> 재판매 시 키 발급 안 하면 됨</w:t>
+      </w:r>
+    </w:p>
+    <w:p>
+      <w:pPr>
+        <w:rPr>
+          <w:rFonts w:hint="eastAsia"/>
+        </w:rPr>
+      </w:pPr>
+      <w:r>
+        <w:rPr>
+          <w:rFonts w:hint="eastAsia"/>
+        </w:rPr>
+        <w:t xml:space="preserve"> </w:t>
+      </w:r>
+    </w:p>
     <w:sectPr>
       <w:pgSz w:w="11906" w:h="16838"/>
       <w:pgMar w:top="1701" w:right="1440" w:bottom="1440" w:left="1440" w:header="851" w:footer="992" w:gutter="0"/>
@@ -16,6 +891,231 @@
 <file path=word/numbering.xml><?xml version="1.0" encoding="utf-8"?>
 <w:numbering xmlns:wpc="http://schemas.microsoft.com/office/word/2010/wordprocessingCanvas" xmlns:cx="http://schemas.microsoft.com/office/drawing/2014/chartex" xmlns:cx1="http://schemas.microsoft.com/office/drawing/2015/9/8/chartex" xmlns:cx2="http://schemas.microsoft.com/office/drawing/2015/10/21/chartex" xmlns:cx3="http://schemas.microsoft.com/office/drawing/2016/5/9/chartex" xmlns:cx4="http://schemas.microsoft.com/office/drawing/2016/5/10/chartex" xmlns:cx5="http://schemas.microsoft.com/office/drawing/2016/5/11/chartex" xmlns:cx6="http://schemas.microsoft.com/office/drawing/2016/5/12/chartex" xmlns:cx7="http://schemas.microsoft.com/office/drawing/2016/5/13/chartex" xmlns:cx8="http://schemas.microsoft.com/office/drawing/2016/5/14/chartex" xmlns:mc="http://schemas.openxmlformats.org/markup-compatibility/2006" xmlns:aink="http://schemas.microsoft.com/office/drawing/2016/ink" xmlns:am3d="http://schemas.microsoft.com/office/drawing/2017/model3d" xmlns:o="urn:schemas-microsoft-com:office:office" xmlns:oel="http://schemas.microsoft.com/office/2019/extlst" xmlns:r="http://schemas.openxmlformats.org/officeDocument/2006/relationships" xmlns:m="http://schemas.openxmlformats.org/officeDocument/2006/math" xmlns:v="urn:schemas-microsoft-com:vml" xmlns:wp14="http://schemas.microsoft.com/office/word/2010/wordprocessingDrawing" xmlns:wp="http://schemas.openxmlformats.org/drawingml/2006/wordprocessingDrawing" xmlns:w10="urn:schemas-microsoft-com:office:word" xmlns:w="http://schemas.openxmlformats.org/wordprocessingml/2006/main" xmlns:w14="http://schemas.microsoft.com/office/word/2010/wordml" xmlns:w15="http://schemas.microsoft.com/office/word/2012/wordml" xmlns:w16cex="http://schemas.microsoft.com/office/word/2018/wordml/cex" xmlns:w16cid="http://schemas.microsoft.com/office/word/2016/wordml/cid" xmlns:w16="http://schemas.microsoft.com/office/word/2018/wordml" xmlns:w16du="http://schemas.microsoft.com/office/word/2023/wordml/word16du" xmlns:w16sdtdh="http://schemas.microsoft.com/office/word/2020/wordml/sdtdatahash" xmlns:w16sdtfl="http://schemas.microsoft.com/office/word/2024/wordml/sdtformatlock" xmlns:w16se="http://schemas.microsoft.com/office/word/2015/wordml/symex" xmlns:wpg="http://schemas.microsoft.com/office/word/2010/wordprocessingGroup" xmlns:wpi="http://schemas.microsoft.com/office/word/2010/wordprocessingInk" xmlns:wne="http://schemas.microsoft.com/office/word/2006/wordml" xmlns:wps="http://schemas.microsoft.com/office/word/2010/wordprocessingShape" mc:Ignorable="w14 w15 w16se w16cid w16 w16cex w16sdtdh w16sdtfl w16du wp14">
   <w:abstractNum w:abstractNumId="0" w15:restartNumberingAfterBreak="0">
+    <w:nsid w:val="1BFF3AE0"/>
+    <w:multiLevelType w:val="hybridMultilevel"/>
+    <w:tmpl w:val="F1C47820"/>
+    <w:lvl w:ilvl="0" w:tplc="B3488656">
+      <w:numFmt w:val="bullet"/>
+      <w:lvlText w:val="-"/>
+      <w:lvlJc w:val="left"/>
+      <w:pPr>
+        <w:ind w:left="800" w:hanging="360"/>
+      </w:pPr>
+      <w:rPr>
+        <w:rFonts w:ascii="맑은 고딕" w:eastAsia="맑은 고딕" w:hAnsi="맑은 고딕" w:cstheme="minorBidi" w:hint="eastAsia"/>
+      </w:rPr>
+    </w:lvl>
+    <w:lvl w:ilvl="1" w:tplc="04090003" w:tentative="1">
+      <w:start w:val="1"/>
+      <w:numFmt w:val="bullet"/>
+      <w:lvlText w:val=""/>
+      <w:lvlJc w:val="left"/>
+      <w:pPr>
+        <w:ind w:left="1320" w:hanging="440"/>
+      </w:pPr>
+      <w:rPr>
+        <w:rFonts w:ascii="Wingdings" w:hAnsi="Wingdings" w:hint="default"/>
+      </w:rPr>
+    </w:lvl>
+    <w:lvl w:ilvl="2" w:tplc="04090005" w:tentative="1">
+      <w:start w:val="1"/>
+      <w:numFmt w:val="bullet"/>
+      <w:lvlText w:val=""/>
+      <w:lvlJc w:val="left"/>
+      <w:pPr>
+        <w:ind w:left="1760" w:hanging="440"/>
+      </w:pPr>
+      <w:rPr>
+        <w:rFonts w:ascii="Wingdings" w:hAnsi="Wingdings" w:hint="default"/>
+      </w:rPr>
+    </w:lvl>
+    <w:lvl w:ilvl="3" w:tplc="04090001" w:tentative="1">
+      <w:start w:val="1"/>
+      <w:numFmt w:val="bullet"/>
+      <w:lvlText w:val=""/>
+      <w:lvlJc w:val="left"/>
+      <w:pPr>
+        <w:ind w:left="2200" w:hanging="440"/>
+      </w:pPr>
+      <w:rPr>
+        <w:rFonts w:ascii="Wingdings" w:hAnsi="Wingdings" w:hint="default"/>
+      </w:rPr>
+    </w:lvl>
+    <w:lvl w:ilvl="4" w:tplc="04090003" w:tentative="1">
+      <w:start w:val="1"/>
+      <w:numFmt w:val="bullet"/>
+      <w:lvlText w:val=""/>
+      <w:lvlJc w:val="left"/>
+      <w:pPr>
+        <w:ind w:left="2640" w:hanging="440"/>
+      </w:pPr>
+      <w:rPr>
+        <w:rFonts w:ascii="Wingdings" w:hAnsi="Wingdings" w:hint="default"/>
+      </w:rPr>
+    </w:lvl>
+    <w:lvl w:ilvl="5" w:tplc="04090005" w:tentative="1">
+      <w:start w:val="1"/>
+      <w:numFmt w:val="bullet"/>
+      <w:lvlText w:val=""/>
+      <w:lvlJc w:val="left"/>
+      <w:pPr>
+        <w:ind w:left="3080" w:hanging="440"/>
+      </w:pPr>
+      <w:rPr>
+        <w:rFonts w:ascii="Wingdings" w:hAnsi="Wingdings" w:hint="default"/>
+      </w:rPr>
+    </w:lvl>
+    <w:lvl w:ilvl="6" w:tplc="04090001" w:tentative="1">
+      <w:start w:val="1"/>
+      <w:numFmt w:val="bullet"/>
+      <w:lvlText w:val=""/>
+      <w:lvlJc w:val="left"/>
+      <w:pPr>
+        <w:ind w:left="3520" w:hanging="440"/>
+      </w:pPr>
+      <w:rPr>
+        <w:rFonts w:ascii="Wingdings" w:hAnsi="Wingdings" w:hint="default"/>
+      </w:rPr>
+    </w:lvl>
+    <w:lvl w:ilvl="7" w:tplc="04090003" w:tentative="1">
+      <w:start w:val="1"/>
+      <w:numFmt w:val="bullet"/>
+      <w:lvlText w:val=""/>
+      <w:lvlJc w:val="left"/>
+      <w:pPr>
+        <w:ind w:left="3960" w:hanging="440"/>
+      </w:pPr>
+      <w:rPr>
+        <w:rFonts w:ascii="Wingdings" w:hAnsi="Wingdings" w:hint="default"/>
+      </w:rPr>
+    </w:lvl>
+    <w:lvl w:ilvl="8" w:tplc="04090005" w:tentative="1">
+      <w:start w:val="1"/>
+      <w:numFmt w:val="bullet"/>
+      <w:lvlText w:val=""/>
+      <w:lvlJc w:val="left"/>
+      <w:pPr>
+        <w:ind w:left="4400" w:hanging="440"/>
+      </w:pPr>
+      <w:rPr>
+        <w:rFonts w:ascii="Wingdings" w:hAnsi="Wingdings" w:hint="default"/>
+      </w:rPr>
+    </w:lvl>
+  </w:abstractNum>
+  <w:abstractNum w:abstractNumId="1" w15:restartNumberingAfterBreak="0">
+    <w:nsid w:val="2094117B"/>
+    <w:multiLevelType w:val="hybridMultilevel"/>
+    <w:tmpl w:val="3D068AEC"/>
+    <w:lvl w:ilvl="0" w:tplc="5EDC7336">
+      <w:start w:val="1"/>
+      <w:numFmt w:val="bullet"/>
+      <w:lvlText w:val="-"/>
+      <w:lvlJc w:val="left"/>
+      <w:pPr>
+        <w:ind w:left="1160" w:hanging="360"/>
+      </w:pPr>
+      <w:rPr>
+        <w:rFonts w:ascii="맑은 고딕" w:eastAsia="맑은 고딕" w:hAnsi="맑은 고딕" w:cstheme="minorBidi" w:hint="eastAsia"/>
+      </w:rPr>
+    </w:lvl>
+    <w:lvl w:ilvl="1" w:tplc="04090003" w:tentative="1">
+      <w:start w:val="1"/>
+      <w:numFmt w:val="bullet"/>
+      <w:lvlText w:val=""/>
+      <w:lvlJc w:val="left"/>
+      <w:pPr>
+        <w:ind w:left="1680" w:hanging="440"/>
+      </w:pPr>
+      <w:rPr>
+        <w:rFonts w:ascii="Wingdings" w:hAnsi="Wingdings" w:hint="default"/>
+      </w:rPr>
+    </w:lvl>
+    <w:lvl w:ilvl="2" w:tplc="04090005" w:tentative="1">
+      <w:start w:val="1"/>
+      <w:numFmt w:val="bullet"/>
+      <w:lvlText w:val=""/>
+      <w:lvlJc w:val="left"/>
+      <w:pPr>
+        <w:ind w:left="2120" w:hanging="440"/>
+      </w:pPr>
+      <w:rPr>
+        <w:rFonts w:ascii="Wingdings" w:hAnsi="Wingdings" w:hint="default"/>
+      </w:rPr>
+    </w:lvl>
+    <w:lvl w:ilvl="3" w:tplc="04090001" w:tentative="1">
+      <w:start w:val="1"/>
+      <w:numFmt w:val="bullet"/>
+      <w:lvlText w:val=""/>
+      <w:lvlJc w:val="left"/>
+      <w:pPr>
+        <w:ind w:left="2560" w:hanging="440"/>
+      </w:pPr>
+      <w:rPr>
+        <w:rFonts w:ascii="Wingdings" w:hAnsi="Wingdings" w:hint="default"/>
+      </w:rPr>
+    </w:lvl>
+    <w:lvl w:ilvl="4" w:tplc="04090003" w:tentative="1">
+      <w:start w:val="1"/>
+      <w:numFmt w:val="bullet"/>
+      <w:lvlText w:val=""/>
+      <w:lvlJc w:val="left"/>
+      <w:pPr>
+        <w:ind w:left="3000" w:hanging="440"/>
+      </w:pPr>
+      <w:rPr>
+        <w:rFonts w:ascii="Wingdings" w:hAnsi="Wingdings" w:hint="default"/>
+      </w:rPr>
+    </w:lvl>
+    <w:lvl w:ilvl="5" w:tplc="04090005" w:tentative="1">
+      <w:start w:val="1"/>
+      <w:numFmt w:val="bullet"/>
+      <w:lvlText w:val=""/>
+      <w:lvlJc w:val="left"/>
+      <w:pPr>
+        <w:ind w:left="3440" w:hanging="440"/>
+      </w:pPr>
+      <w:rPr>
+        <w:rFonts w:ascii="Wingdings" w:hAnsi="Wingdings" w:hint="default"/>
+      </w:rPr>
+    </w:lvl>
+    <w:lvl w:ilvl="6" w:tplc="04090001" w:tentative="1">
+      <w:start w:val="1"/>
+      <w:numFmt w:val="bullet"/>
+      <w:lvlText w:val=""/>
+      <w:lvlJc w:val="left"/>
+      <w:pPr>
+        <w:ind w:left="3880" w:hanging="440"/>
+      </w:pPr>
+      <w:rPr>
+        <w:rFonts w:ascii="Wingdings" w:hAnsi="Wingdings" w:hint="default"/>
+      </w:rPr>
+    </w:lvl>
+    <w:lvl w:ilvl="7" w:tplc="04090003" w:tentative="1">
+      <w:start w:val="1"/>
+      <w:numFmt w:val="bullet"/>
+      <w:lvlText w:val=""/>
+      <w:lvlJc w:val="left"/>
+      <w:pPr>
+        <w:ind w:left="4320" w:hanging="440"/>
+      </w:pPr>
+      <w:rPr>
+        <w:rFonts w:ascii="Wingdings" w:hAnsi="Wingdings" w:hint="default"/>
+      </w:rPr>
+    </w:lvl>
+    <w:lvl w:ilvl="8" w:tplc="04090005" w:tentative="1">
+      <w:start w:val="1"/>
+      <w:numFmt w:val="bullet"/>
+      <w:lvlText w:val=""/>
+      <w:lvlJc w:val="left"/>
+      <w:pPr>
+        <w:ind w:left="4760" w:hanging="440"/>
+      </w:pPr>
+      <w:rPr>
+        <w:rFonts w:ascii="Wingdings" w:hAnsi="Wingdings" w:hint="default"/>
+      </w:rPr>
+    </w:lvl>
+  </w:abstractNum>
+  <w:abstractNum w:abstractNumId="2" w15:restartNumberingAfterBreak="0">
     <w:nsid w:val="36550805"/>
     <w:multiLevelType w:val="hybridMultilevel"/>
     <w:tmpl w:val="47D41900"/>
@@ -104,8 +1204,453 @@
       </w:pPr>
     </w:lvl>
   </w:abstractNum>
+  <w:abstractNum w:abstractNumId="3" w15:restartNumberingAfterBreak="0">
+    <w:nsid w:val="3FE449F5"/>
+    <w:multiLevelType w:val="hybridMultilevel"/>
+    <w:tmpl w:val="44BE86E8"/>
+    <w:lvl w:ilvl="0" w:tplc="B3065B4E">
+      <w:start w:val="1"/>
+      <w:numFmt w:val="decimal"/>
+      <w:lvlText w:val="%1."/>
+      <w:lvlJc w:val="left"/>
+      <w:pPr>
+        <w:ind w:left="800" w:hanging="360"/>
+      </w:pPr>
+      <w:rPr>
+        <w:rFonts w:hint="eastAsia"/>
+      </w:rPr>
+    </w:lvl>
+    <w:lvl w:ilvl="1" w:tplc="04090019" w:tentative="1">
+      <w:start w:val="1"/>
+      <w:numFmt w:val="upperLetter"/>
+      <w:lvlText w:val="%2."/>
+      <w:lvlJc w:val="left"/>
+      <w:pPr>
+        <w:ind w:left="1320" w:hanging="440"/>
+      </w:pPr>
+    </w:lvl>
+    <w:lvl w:ilvl="2" w:tplc="0409001B" w:tentative="1">
+      <w:start w:val="1"/>
+      <w:numFmt w:val="lowerRoman"/>
+      <w:lvlText w:val="%3."/>
+      <w:lvlJc w:val="right"/>
+      <w:pPr>
+        <w:ind w:left="1760" w:hanging="440"/>
+      </w:pPr>
+    </w:lvl>
+    <w:lvl w:ilvl="3" w:tplc="0409000F" w:tentative="1">
+      <w:start w:val="1"/>
+      <w:numFmt w:val="decimal"/>
+      <w:lvlText w:val="%4."/>
+      <w:lvlJc w:val="left"/>
+      <w:pPr>
+        <w:ind w:left="2200" w:hanging="440"/>
+      </w:pPr>
+    </w:lvl>
+    <w:lvl w:ilvl="4" w:tplc="04090019" w:tentative="1">
+      <w:start w:val="1"/>
+      <w:numFmt w:val="upperLetter"/>
+      <w:lvlText w:val="%5."/>
+      <w:lvlJc w:val="left"/>
+      <w:pPr>
+        <w:ind w:left="2640" w:hanging="440"/>
+      </w:pPr>
+    </w:lvl>
+    <w:lvl w:ilvl="5" w:tplc="0409001B" w:tentative="1">
+      <w:start w:val="1"/>
+      <w:numFmt w:val="lowerRoman"/>
+      <w:lvlText w:val="%6."/>
+      <w:lvlJc w:val="right"/>
+      <w:pPr>
+        <w:ind w:left="3080" w:hanging="440"/>
+      </w:pPr>
+    </w:lvl>
+    <w:lvl w:ilvl="6" w:tplc="0409000F" w:tentative="1">
+      <w:start w:val="1"/>
+      <w:numFmt w:val="decimal"/>
+      <w:lvlText w:val="%7."/>
+      <w:lvlJc w:val="left"/>
+      <w:pPr>
+        <w:ind w:left="3520" w:hanging="440"/>
+      </w:pPr>
+    </w:lvl>
+    <w:lvl w:ilvl="7" w:tplc="04090019" w:tentative="1">
+      <w:start w:val="1"/>
+      <w:numFmt w:val="upperLetter"/>
+      <w:lvlText w:val="%8."/>
+      <w:lvlJc w:val="left"/>
+      <w:pPr>
+        <w:ind w:left="3960" w:hanging="440"/>
+      </w:pPr>
+    </w:lvl>
+    <w:lvl w:ilvl="8" w:tplc="0409001B" w:tentative="1">
+      <w:start w:val="1"/>
+      <w:numFmt w:val="lowerRoman"/>
+      <w:lvlText w:val="%9."/>
+      <w:lvlJc w:val="right"/>
+      <w:pPr>
+        <w:ind w:left="4400" w:hanging="440"/>
+      </w:pPr>
+    </w:lvl>
+  </w:abstractNum>
+  <w:abstractNum w:abstractNumId="4" w15:restartNumberingAfterBreak="0">
+    <w:nsid w:val="56246383"/>
+    <w:multiLevelType w:val="hybridMultilevel"/>
+    <w:tmpl w:val="E996CC4C"/>
+    <w:lvl w:ilvl="0" w:tplc="A1B8C2F0">
+      <w:start w:val="1"/>
+      <w:numFmt w:val="bullet"/>
+      <w:lvlText w:val="-"/>
+      <w:lvlJc w:val="left"/>
+      <w:pPr>
+        <w:ind w:left="1160" w:hanging="360"/>
+      </w:pPr>
+      <w:rPr>
+        <w:rFonts w:ascii="맑은 고딕" w:eastAsia="맑은 고딕" w:hAnsi="맑은 고딕" w:cstheme="minorBidi" w:hint="eastAsia"/>
+      </w:rPr>
+    </w:lvl>
+    <w:lvl w:ilvl="1" w:tplc="04090003" w:tentative="1">
+      <w:start w:val="1"/>
+      <w:numFmt w:val="bullet"/>
+      <w:lvlText w:val=""/>
+      <w:lvlJc w:val="left"/>
+      <w:pPr>
+        <w:ind w:left="1680" w:hanging="440"/>
+      </w:pPr>
+      <w:rPr>
+        <w:rFonts w:ascii="Wingdings" w:hAnsi="Wingdings" w:hint="default"/>
+      </w:rPr>
+    </w:lvl>
+    <w:lvl w:ilvl="2" w:tplc="04090005" w:tentative="1">
+      <w:start w:val="1"/>
+      <w:numFmt w:val="bullet"/>
+      <w:lvlText w:val=""/>
+      <w:lvlJc w:val="left"/>
+      <w:pPr>
+        <w:ind w:left="2120" w:hanging="440"/>
+      </w:pPr>
+      <w:rPr>
+        <w:rFonts w:ascii="Wingdings" w:hAnsi="Wingdings" w:hint="default"/>
+      </w:rPr>
+    </w:lvl>
+    <w:lvl w:ilvl="3" w:tplc="04090001" w:tentative="1">
+      <w:start w:val="1"/>
+      <w:numFmt w:val="bullet"/>
+      <w:lvlText w:val=""/>
+      <w:lvlJc w:val="left"/>
+      <w:pPr>
+        <w:ind w:left="2560" w:hanging="440"/>
+      </w:pPr>
+      <w:rPr>
+        <w:rFonts w:ascii="Wingdings" w:hAnsi="Wingdings" w:hint="default"/>
+      </w:rPr>
+    </w:lvl>
+    <w:lvl w:ilvl="4" w:tplc="04090003" w:tentative="1">
+      <w:start w:val="1"/>
+      <w:numFmt w:val="bullet"/>
+      <w:lvlText w:val=""/>
+      <w:lvlJc w:val="left"/>
+      <w:pPr>
+        <w:ind w:left="3000" w:hanging="440"/>
+      </w:pPr>
+      <w:rPr>
+        <w:rFonts w:ascii="Wingdings" w:hAnsi="Wingdings" w:hint="default"/>
+      </w:rPr>
+    </w:lvl>
+    <w:lvl w:ilvl="5" w:tplc="04090005" w:tentative="1">
+      <w:start w:val="1"/>
+      <w:numFmt w:val="bullet"/>
+      <w:lvlText w:val=""/>
+      <w:lvlJc w:val="left"/>
+      <w:pPr>
+        <w:ind w:left="3440" w:hanging="440"/>
+      </w:pPr>
+      <w:rPr>
+        <w:rFonts w:ascii="Wingdings" w:hAnsi="Wingdings" w:hint="default"/>
+      </w:rPr>
+    </w:lvl>
+    <w:lvl w:ilvl="6" w:tplc="04090001" w:tentative="1">
+      <w:start w:val="1"/>
+      <w:numFmt w:val="bullet"/>
+      <w:lvlText w:val=""/>
+      <w:lvlJc w:val="left"/>
+      <w:pPr>
+        <w:ind w:left="3880" w:hanging="440"/>
+      </w:pPr>
+      <w:rPr>
+        <w:rFonts w:ascii="Wingdings" w:hAnsi="Wingdings" w:hint="default"/>
+      </w:rPr>
+    </w:lvl>
+    <w:lvl w:ilvl="7" w:tplc="04090003" w:tentative="1">
+      <w:start w:val="1"/>
+      <w:numFmt w:val="bullet"/>
+      <w:lvlText w:val=""/>
+      <w:lvlJc w:val="left"/>
+      <w:pPr>
+        <w:ind w:left="4320" w:hanging="440"/>
+      </w:pPr>
+      <w:rPr>
+        <w:rFonts w:ascii="Wingdings" w:hAnsi="Wingdings" w:hint="default"/>
+      </w:rPr>
+    </w:lvl>
+    <w:lvl w:ilvl="8" w:tplc="04090005" w:tentative="1">
+      <w:start w:val="1"/>
+      <w:numFmt w:val="bullet"/>
+      <w:lvlText w:val=""/>
+      <w:lvlJc w:val="left"/>
+      <w:pPr>
+        <w:ind w:left="4760" w:hanging="440"/>
+      </w:pPr>
+      <w:rPr>
+        <w:rFonts w:ascii="Wingdings" w:hAnsi="Wingdings" w:hint="default"/>
+      </w:rPr>
+    </w:lvl>
+  </w:abstractNum>
+  <w:abstractNum w:abstractNumId="5" w15:restartNumberingAfterBreak="0">
+    <w:nsid w:val="764206AC"/>
+    <w:multiLevelType w:val="hybridMultilevel"/>
+    <w:tmpl w:val="4B24F214"/>
+    <w:lvl w:ilvl="0" w:tplc="47A4EE22">
+      <w:start w:val="1"/>
+      <w:numFmt w:val="bullet"/>
+      <w:lvlText w:val="-"/>
+      <w:lvlJc w:val="left"/>
+      <w:pPr>
+        <w:ind w:left="1160" w:hanging="360"/>
+      </w:pPr>
+      <w:rPr>
+        <w:rFonts w:ascii="맑은 고딕" w:eastAsia="맑은 고딕" w:hAnsi="맑은 고딕" w:cstheme="minorBidi" w:hint="eastAsia"/>
+      </w:rPr>
+    </w:lvl>
+    <w:lvl w:ilvl="1" w:tplc="04090003" w:tentative="1">
+      <w:start w:val="1"/>
+      <w:numFmt w:val="bullet"/>
+      <w:lvlText w:val=""/>
+      <w:lvlJc w:val="left"/>
+      <w:pPr>
+        <w:ind w:left="1680" w:hanging="440"/>
+      </w:pPr>
+      <w:rPr>
+        <w:rFonts w:ascii="Wingdings" w:hAnsi="Wingdings" w:hint="default"/>
+      </w:rPr>
+    </w:lvl>
+    <w:lvl w:ilvl="2" w:tplc="04090005" w:tentative="1">
+      <w:start w:val="1"/>
+      <w:numFmt w:val="bullet"/>
+      <w:lvlText w:val=""/>
+      <w:lvlJc w:val="left"/>
+      <w:pPr>
+        <w:ind w:left="2120" w:hanging="440"/>
+      </w:pPr>
+      <w:rPr>
+        <w:rFonts w:ascii="Wingdings" w:hAnsi="Wingdings" w:hint="default"/>
+      </w:rPr>
+    </w:lvl>
+    <w:lvl w:ilvl="3" w:tplc="04090001" w:tentative="1">
+      <w:start w:val="1"/>
+      <w:numFmt w:val="bullet"/>
+      <w:lvlText w:val=""/>
+      <w:lvlJc w:val="left"/>
+      <w:pPr>
+        <w:ind w:left="2560" w:hanging="440"/>
+      </w:pPr>
+      <w:rPr>
+        <w:rFonts w:ascii="Wingdings" w:hAnsi="Wingdings" w:hint="default"/>
+      </w:rPr>
+    </w:lvl>
+    <w:lvl w:ilvl="4" w:tplc="04090003" w:tentative="1">
+      <w:start w:val="1"/>
+      <w:numFmt w:val="bullet"/>
+      <w:lvlText w:val=""/>
+      <w:lvlJc w:val="left"/>
+      <w:pPr>
+        <w:ind w:left="3000" w:hanging="440"/>
+      </w:pPr>
+      <w:rPr>
+        <w:rFonts w:ascii="Wingdings" w:hAnsi="Wingdings" w:hint="default"/>
+      </w:rPr>
+    </w:lvl>
+    <w:lvl w:ilvl="5" w:tplc="04090005" w:tentative="1">
+      <w:start w:val="1"/>
+      <w:numFmt w:val="bullet"/>
+      <w:lvlText w:val=""/>
+      <w:lvlJc w:val="left"/>
+      <w:pPr>
+        <w:ind w:left="3440" w:hanging="440"/>
+      </w:pPr>
+      <w:rPr>
+        <w:rFonts w:ascii="Wingdings" w:hAnsi="Wingdings" w:hint="default"/>
+      </w:rPr>
+    </w:lvl>
+    <w:lvl w:ilvl="6" w:tplc="04090001" w:tentative="1">
+      <w:start w:val="1"/>
+      <w:numFmt w:val="bullet"/>
+      <w:lvlText w:val=""/>
+      <w:lvlJc w:val="left"/>
+      <w:pPr>
+        <w:ind w:left="3880" w:hanging="440"/>
+      </w:pPr>
+      <w:rPr>
+        <w:rFonts w:ascii="Wingdings" w:hAnsi="Wingdings" w:hint="default"/>
+      </w:rPr>
+    </w:lvl>
+    <w:lvl w:ilvl="7" w:tplc="04090003" w:tentative="1">
+      <w:start w:val="1"/>
+      <w:numFmt w:val="bullet"/>
+      <w:lvlText w:val=""/>
+      <w:lvlJc w:val="left"/>
+      <w:pPr>
+        <w:ind w:left="4320" w:hanging="440"/>
+      </w:pPr>
+      <w:rPr>
+        <w:rFonts w:ascii="Wingdings" w:hAnsi="Wingdings" w:hint="default"/>
+      </w:rPr>
+    </w:lvl>
+    <w:lvl w:ilvl="8" w:tplc="04090005" w:tentative="1">
+      <w:start w:val="1"/>
+      <w:numFmt w:val="bullet"/>
+      <w:lvlText w:val=""/>
+      <w:lvlJc w:val="left"/>
+      <w:pPr>
+        <w:ind w:left="4760" w:hanging="440"/>
+      </w:pPr>
+      <w:rPr>
+        <w:rFonts w:ascii="Wingdings" w:hAnsi="Wingdings" w:hint="default"/>
+      </w:rPr>
+    </w:lvl>
+  </w:abstractNum>
+  <w:abstractNum w:abstractNumId="6" w15:restartNumberingAfterBreak="0">
+    <w:nsid w:val="79DC4658"/>
+    <w:multiLevelType w:val="hybridMultilevel"/>
+    <w:tmpl w:val="67DCC28A"/>
+    <w:lvl w:ilvl="0" w:tplc="B324F00A">
+      <w:numFmt w:val="bullet"/>
+      <w:lvlText w:val="-"/>
+      <w:lvlJc w:val="left"/>
+      <w:pPr>
+        <w:ind w:left="800" w:hanging="360"/>
+      </w:pPr>
+      <w:rPr>
+        <w:rFonts w:ascii="맑은 고딕" w:eastAsia="맑은 고딕" w:hAnsi="맑은 고딕" w:cstheme="minorBidi" w:hint="eastAsia"/>
+      </w:rPr>
+    </w:lvl>
+    <w:lvl w:ilvl="1" w:tplc="04090003" w:tentative="1">
+      <w:start w:val="1"/>
+      <w:numFmt w:val="bullet"/>
+      <w:lvlText w:val=""/>
+      <w:lvlJc w:val="left"/>
+      <w:pPr>
+        <w:ind w:left="1320" w:hanging="440"/>
+      </w:pPr>
+      <w:rPr>
+        <w:rFonts w:ascii="Wingdings" w:hAnsi="Wingdings" w:hint="default"/>
+      </w:rPr>
+    </w:lvl>
+    <w:lvl w:ilvl="2" w:tplc="04090005" w:tentative="1">
+      <w:start w:val="1"/>
+      <w:numFmt w:val="bullet"/>
+      <w:lvlText w:val=""/>
+      <w:lvlJc w:val="left"/>
+      <w:pPr>
+        <w:ind w:left="1760" w:hanging="440"/>
+      </w:pPr>
+      <w:rPr>
+        <w:rFonts w:ascii="Wingdings" w:hAnsi="Wingdings" w:hint="default"/>
+      </w:rPr>
+    </w:lvl>
+    <w:lvl w:ilvl="3" w:tplc="04090001" w:tentative="1">
+      <w:start w:val="1"/>
+      <w:numFmt w:val="bullet"/>
+      <w:lvlText w:val=""/>
+      <w:lvlJc w:val="left"/>
+      <w:pPr>
+        <w:ind w:left="2200" w:hanging="440"/>
+      </w:pPr>
+      <w:rPr>
+        <w:rFonts w:ascii="Wingdings" w:hAnsi="Wingdings" w:hint="default"/>
+      </w:rPr>
+    </w:lvl>
+    <w:lvl w:ilvl="4" w:tplc="04090003" w:tentative="1">
+      <w:start w:val="1"/>
+      <w:numFmt w:val="bullet"/>
+      <w:lvlText w:val=""/>
+      <w:lvlJc w:val="left"/>
+      <w:pPr>
+        <w:ind w:left="2640" w:hanging="440"/>
+      </w:pPr>
+      <w:rPr>
+        <w:rFonts w:ascii="Wingdings" w:hAnsi="Wingdings" w:hint="default"/>
+      </w:rPr>
+    </w:lvl>
+    <w:lvl w:ilvl="5" w:tplc="04090005" w:tentative="1">
+      <w:start w:val="1"/>
+      <w:numFmt w:val="bullet"/>
+      <w:lvlText w:val=""/>
+      <w:lvlJc w:val="left"/>
+      <w:pPr>
+        <w:ind w:left="3080" w:hanging="440"/>
+      </w:pPr>
+      <w:rPr>
+        <w:rFonts w:ascii="Wingdings" w:hAnsi="Wingdings" w:hint="default"/>
+      </w:rPr>
+    </w:lvl>
+    <w:lvl w:ilvl="6" w:tplc="04090001" w:tentative="1">
+      <w:start w:val="1"/>
+      <w:numFmt w:val="bullet"/>
+      <w:lvlText w:val=""/>
+      <w:lvlJc w:val="left"/>
+      <w:pPr>
+        <w:ind w:left="3520" w:hanging="440"/>
+      </w:pPr>
+      <w:rPr>
+        <w:rFonts w:ascii="Wingdings" w:hAnsi="Wingdings" w:hint="default"/>
+      </w:rPr>
+    </w:lvl>
+    <w:lvl w:ilvl="7" w:tplc="04090003" w:tentative="1">
+      <w:start w:val="1"/>
+      <w:numFmt w:val="bullet"/>
+      <w:lvlText w:val=""/>
+      <w:lvlJc w:val="left"/>
+      <w:pPr>
+        <w:ind w:left="3960" w:hanging="440"/>
+      </w:pPr>
+      <w:rPr>
+        <w:rFonts w:ascii="Wingdings" w:hAnsi="Wingdings" w:hint="default"/>
+      </w:rPr>
+    </w:lvl>
+    <w:lvl w:ilvl="8" w:tplc="04090005" w:tentative="1">
+      <w:start w:val="1"/>
+      <w:numFmt w:val="bullet"/>
+      <w:lvlText w:val=""/>
+      <w:lvlJc w:val="left"/>
+      <w:pPr>
+        <w:ind w:left="4400" w:hanging="440"/>
+      </w:pPr>
+      <w:rPr>
+        <w:rFonts w:ascii="Wingdings" w:hAnsi="Wingdings" w:hint="default"/>
+      </w:rPr>
+    </w:lvl>
+  </w:abstractNum>
   <w:num w:numId="1" w16cid:durableId="1210339065">
+    <w:abstractNumId w:val="2"/>
+  </w:num>
+  <w:num w:numId="2" w16cid:durableId="1851413718">
+    <w:abstractNumId w:val="6"/>
+  </w:num>
+  <w:num w:numId="3" w16cid:durableId="1403722652">
     <w:abstractNumId w:val="0"/>
+  </w:num>
+  <w:num w:numId="4" w16cid:durableId="697656061">
+    <w:abstractNumId w:val="3"/>
+  </w:num>
+  <w:num w:numId="5" w16cid:durableId="1364015478">
+    <w:abstractNumId w:val="1"/>
+  </w:num>
+  <w:num w:numId="6" w16cid:durableId="521864486">
+    <w:abstractNumId w:val="5"/>
+  </w:num>
+  <w:num w:numId="7" w16cid:durableId="1963657731">
+    <w:abstractNumId w:val="4"/>
   </w:num>
 </w:numbering>
 </file>
